--- a/Danh_gia.docx
+++ b/Danh_gia.docx
@@ -72,6 +72,8 @@
         </w:rPr>
         <w:t>Học phần: Nhập môn lập trình web_CT188</w:t>
       </w:r>
+      <w:bookmarkStart w:id="0" w:name="_GoBack"/>
+      <w:bookmarkEnd w:id="0"/>
     </w:p>
     <w:tbl>
       <w:tblPr>
@@ -88,7 +90,9 @@
         </w:tblBorders>
         <w:tblLayout w:type="fixed"/>
         <w:tblCellMar>
+          <w:top w:w="0" w:type="dxa"/>
           <w:left w:w="108" w:type="dxa"/>
+          <w:bottom w:w="0" w:type="dxa"/>
           <w:right w:w="108" w:type="dxa"/>
         </w:tblCellMar>
       </w:tblPr>
@@ -110,7 +114,9 @@
             <w:insideV w:val="single" w:color="auto" w:sz="4" w:space="0"/>
           </w:tblBorders>
           <w:tblCellMar>
+            <w:top w:w="0" w:type="dxa"/>
             <w:left w:w="108" w:type="dxa"/>
+            <w:bottom w:w="0" w:type="dxa"/>
             <w:right w:w="108" w:type="dxa"/>
           </w:tblCellMar>
         </w:tblPrEx>
@@ -376,7 +382,9 @@
             <w:insideV w:val="single" w:color="auto" w:sz="4" w:space="0"/>
           </w:tblBorders>
           <w:tblCellMar>
+            <w:top w:w="0" w:type="dxa"/>
             <w:left w:w="108" w:type="dxa"/>
+            <w:bottom w:w="0" w:type="dxa"/>
             <w:right w:w="108" w:type="dxa"/>
           </w:tblCellMar>
         </w:tblPrEx>
@@ -400,6 +408,7 @@
               <w:adjustRightInd/>
               <w:snapToGrid/>
               <w:spacing w:line="312" w:lineRule="auto"/>
+              <w:jc w:val="left"/>
               <w:textAlignment w:val="auto"/>
               <w:rPr>
                 <w:rFonts w:hint="default"/>
@@ -441,6 +450,7 @@
               <w:adjustRightInd/>
               <w:snapToGrid/>
               <w:spacing w:line="312" w:lineRule="auto"/>
+              <w:jc w:val="center"/>
               <w:textAlignment w:val="auto"/>
               <w:rPr>
                 <w:rFonts w:hint="default"/>
@@ -482,6 +492,7 @@
               <w:adjustRightInd/>
               <w:snapToGrid/>
               <w:spacing w:line="312" w:lineRule="auto"/>
+              <w:jc w:val="left"/>
               <w:textAlignment w:val="auto"/>
               <w:rPr>
                 <w:rFonts w:hint="default"/>
@@ -523,6 +534,7 @@
               <w:adjustRightInd/>
               <w:snapToGrid/>
               <w:spacing w:line="312" w:lineRule="auto"/>
+              <w:jc w:val="left"/>
               <w:textAlignment w:val="auto"/>
               <w:rPr>
                 <w:rFonts w:hint="default"/>
@@ -559,6 +571,7 @@
               <w:adjustRightInd/>
               <w:snapToGrid/>
               <w:spacing w:line="312" w:lineRule="auto"/>
+              <w:jc w:val="left"/>
               <w:textAlignment w:val="auto"/>
               <w:rPr>
                 <w:rFonts w:hint="default"/>
@@ -595,6 +608,7 @@
               <w:adjustRightInd/>
               <w:snapToGrid/>
               <w:spacing w:line="312" w:lineRule="auto"/>
+              <w:jc w:val="left"/>
               <w:textAlignment w:val="auto"/>
               <w:rPr>
                 <w:rFonts w:hint="default"/>
@@ -631,6 +645,7 @@
               <w:adjustRightInd/>
               <w:snapToGrid/>
               <w:spacing w:line="312" w:lineRule="auto"/>
+              <w:jc w:val="left"/>
               <w:textAlignment w:val="auto"/>
               <w:rPr>
                 <w:rFonts w:hint="default"/>
@@ -694,6 +709,7 @@
               <w:adjustRightInd/>
               <w:snapToGrid/>
               <w:spacing w:line="312" w:lineRule="auto"/>
+              <w:jc w:val="left"/>
               <w:textAlignment w:val="auto"/>
               <w:rPr>
                 <w:rFonts w:hint="default"/>
@@ -717,7 +733,50 @@
                 <w:szCs w:val="24"/>
                 <w:lang w:val="vi-VN"/>
               </w:rPr>
-              <w:t>- Tồng hợp code và link cho các trang của đồ án</w:t>
+              <w:t>- Tổng hợp code và link cho các trang của đồ án</w:t>
+            </w:r>
+          </w:p>
+          <w:p>
+            <w:pPr>
+              <w:keepNext w:val="0"/>
+              <w:keepLines w:val="0"/>
+              <w:pageBreakBefore w:val="0"/>
+              <w:widowControl/>
+              <w:kinsoku/>
+              <w:wordWrap/>
+              <w:overflowPunct/>
+              <w:topLinePunct w:val="0"/>
+              <w:autoSpaceDE/>
+              <w:autoSpaceDN/>
+              <w:bidi w:val="0"/>
+              <w:adjustRightInd/>
+              <w:snapToGrid/>
+              <w:spacing w:line="312" w:lineRule="auto"/>
+              <w:jc w:val="left"/>
+              <w:textAlignment w:val="auto"/>
+              <w:rPr>
+                <w:rFonts w:hint="default"/>
+                <w:b w:val="0"/>
+                <w:bCs w:val="0"/>
+                <w:i w:val="0"/>
+                <w:iCs w:val="0"/>
+                <w:sz w:val="24"/>
+                <w:szCs w:val="24"/>
+                <w:lang w:val="vi-VN"/>
+              </w:rPr>
+            </w:pPr>
+            <w:r>
+              <w:rPr>
+                <w:rFonts w:hint="default"/>
+                <w:b w:val="0"/>
+                <w:bCs w:val="0"/>
+                <w:i w:val="0"/>
+                <w:iCs w:val="0"/>
+                <w:sz w:val="24"/>
+                <w:szCs w:val="24"/>
+                <w:lang w:val="vi-VN"/>
+              </w:rPr>
+              <w:t>- Tổng hợp và sữa lỗi các trang</w:t>
             </w:r>
           </w:p>
         </w:tc>
@@ -741,6 +800,7 @@
               <w:adjustRightInd/>
               <w:snapToGrid/>
               <w:spacing w:line="312" w:lineRule="auto"/>
+              <w:jc w:val="center"/>
               <w:textAlignment w:val="auto"/>
               <w:rPr>
                 <w:rFonts w:hint="default"/>
@@ -774,7 +834,9 @@
             <w:insideV w:val="single" w:color="auto" w:sz="4" w:space="0"/>
           </w:tblBorders>
           <w:tblCellMar>
+            <w:top w:w="0" w:type="dxa"/>
             <w:left w:w="108" w:type="dxa"/>
+            <w:bottom w:w="0" w:type="dxa"/>
             <w:right w:w="108" w:type="dxa"/>
           </w:tblCellMar>
         </w:tblPrEx>
@@ -798,6 +860,7 @@
               <w:adjustRightInd/>
               <w:snapToGrid/>
               <w:spacing w:line="312" w:lineRule="auto"/>
+              <w:jc w:val="left"/>
               <w:textAlignment w:val="auto"/>
               <w:rPr>
                 <w:rFonts w:hint="default"/>
@@ -839,6 +902,7 @@
               <w:adjustRightInd/>
               <w:snapToGrid/>
               <w:spacing w:line="312" w:lineRule="auto"/>
+              <w:jc w:val="center"/>
               <w:textAlignment w:val="auto"/>
               <w:rPr>
                 <w:rFonts w:hint="default"/>
@@ -863,7 +927,7 @@
         <w:tc>
           <w:tcPr>
             <w:tcW w:w="1189" w:type="dxa"/>
-            <w:shd w:val="clear"/>
+            <w:shd w:val="clear" w:color="auto" w:fill="auto"/>
             <w:vAlign w:val="top"/>
           </w:tcPr>
           <w:p>
@@ -882,6 +946,7 @@
               <w:adjustRightInd/>
               <w:snapToGrid/>
               <w:spacing w:line="312" w:lineRule="auto"/>
+              <w:jc w:val="left"/>
               <w:textAlignment w:val="auto"/>
               <w:rPr>
                 <w:rFonts w:hint="default" w:asciiTheme="minorHAnsi" w:hAnsiTheme="minorHAnsi" w:eastAsiaTheme="minorEastAsia" w:cstheme="minorBidi"/>
@@ -923,6 +988,7 @@
               <w:adjustRightInd/>
               <w:snapToGrid/>
               <w:spacing w:line="312" w:lineRule="auto"/>
+              <w:jc w:val="left"/>
               <w:textAlignment w:val="auto"/>
               <w:rPr>
                 <w:rFonts w:hint="default"/>
@@ -959,15 +1025,63 @@
               <w:adjustRightInd/>
               <w:snapToGrid/>
               <w:spacing w:line="312" w:lineRule="auto"/>
-              <w:textAlignment w:val="auto"/>
-              <w:rPr>
-                <w:rFonts w:hint="default"/>
-                <w:sz w:val="24"/>
-                <w:szCs w:val="24"/>
-                <w:vertAlign w:val="baseline"/>
-                <w:lang w:val="vi-VN"/>
-              </w:rPr>
-            </w:pPr>
+              <w:jc w:val="left"/>
+              <w:textAlignment w:val="auto"/>
+              <w:rPr>
+                <w:rFonts w:hint="default"/>
+                <w:sz w:val="24"/>
+                <w:szCs w:val="24"/>
+                <w:vertAlign w:val="baseline"/>
+                <w:lang w:val="vi-VN"/>
+              </w:rPr>
+            </w:pPr>
+            <w:r>
+              <w:rPr>
+                <w:rFonts w:hint="default"/>
+                <w:sz w:val="24"/>
+                <w:szCs w:val="24"/>
+                <w:vertAlign w:val="baseline"/>
+                <w:lang w:val="vi-VN"/>
+              </w:rPr>
+              <w:t>- Tổng hợp và sữ lỗi các trang</w:t>
+            </w:r>
+          </w:p>
+          <w:p>
+            <w:pPr>
+              <w:keepNext w:val="0"/>
+              <w:keepLines w:val="0"/>
+              <w:pageBreakBefore w:val="0"/>
+              <w:widowControl/>
+              <w:kinsoku/>
+              <w:wordWrap/>
+              <w:overflowPunct/>
+              <w:topLinePunct w:val="0"/>
+              <w:autoSpaceDE/>
+              <w:autoSpaceDN/>
+              <w:bidi w:val="0"/>
+              <w:adjustRightInd/>
+              <w:snapToGrid/>
+              <w:spacing w:line="312" w:lineRule="auto"/>
+              <w:jc w:val="left"/>
+              <w:textAlignment w:val="auto"/>
+              <w:rPr>
+                <w:rFonts w:hint="default"/>
+                <w:sz w:val="24"/>
+                <w:szCs w:val="24"/>
+                <w:vertAlign w:val="baseline"/>
+                <w:lang w:val="vi-VN"/>
+              </w:rPr>
+            </w:pPr>
+            <w:r>
+              <w:rPr>
+                <w:rFonts w:hint="default"/>
+                <w:sz w:val="24"/>
+                <w:szCs w:val="24"/>
+                <w:vertAlign w:val="baseline"/>
+                <w:lang w:val="vi-VN"/>
+              </w:rPr>
+              <w:t>- Tổng hợp file datadoctruyen.js chứa các hình ảnh nội dung truyện.</w:t>
+            </w:r>
           </w:p>
         </w:tc>
         <w:tc>
@@ -990,6 +1104,7 @@
               <w:adjustRightInd/>
               <w:snapToGrid/>
               <w:spacing w:line="312" w:lineRule="auto"/>
+              <w:jc w:val="center"/>
               <w:textAlignment w:val="auto"/>
               <w:rPr>
                 <w:rFonts w:hint="default"/>
@@ -1023,7 +1138,9 @@
             <w:insideV w:val="single" w:color="auto" w:sz="4" w:space="0"/>
           </w:tblBorders>
           <w:tblCellMar>
+            <w:top w:w="0" w:type="dxa"/>
             <w:left w:w="108" w:type="dxa"/>
+            <w:bottom w:w="0" w:type="dxa"/>
             <w:right w:w="108" w:type="dxa"/>
           </w:tblCellMar>
         </w:tblPrEx>
@@ -1047,6 +1164,7 @@
               <w:adjustRightInd/>
               <w:snapToGrid/>
               <w:spacing w:line="312" w:lineRule="auto"/>
+              <w:jc w:val="left"/>
               <w:textAlignment w:val="auto"/>
               <w:rPr>
                 <w:rFonts w:hint="default"/>
@@ -1088,6 +1206,7 @@
               <w:adjustRightInd/>
               <w:snapToGrid/>
               <w:spacing w:line="312" w:lineRule="auto"/>
+              <w:jc w:val="center"/>
               <w:textAlignment w:val="auto"/>
               <w:rPr>
                 <w:rFonts w:hint="default"/>
@@ -1112,7 +1231,7 @@
         <w:tc>
           <w:tcPr>
             <w:tcW w:w="1189" w:type="dxa"/>
-            <w:shd w:val="clear"/>
+            <w:shd w:val="clear" w:color="auto" w:fill="auto"/>
             <w:vAlign w:val="top"/>
           </w:tcPr>
           <w:p>
@@ -1131,6 +1250,7 @@
               <w:adjustRightInd/>
               <w:snapToGrid/>
               <w:spacing w:line="312" w:lineRule="auto"/>
+              <w:jc w:val="left"/>
               <w:textAlignment w:val="auto"/>
               <w:rPr>
                 <w:rFonts w:hint="default" w:asciiTheme="minorHAnsi" w:hAnsiTheme="minorHAnsi" w:eastAsiaTheme="minorEastAsia" w:cstheme="minorBidi"/>
@@ -1172,15 +1292,211 @@
               <w:adjustRightInd/>
               <w:snapToGrid/>
               <w:spacing w:line="312" w:lineRule="auto"/>
-              <w:textAlignment w:val="auto"/>
-              <w:rPr>
-                <w:rFonts w:hint="default"/>
-                <w:sz w:val="24"/>
-                <w:szCs w:val="24"/>
-                <w:vertAlign w:val="baseline"/>
-                <w:lang w:val="vi-VN"/>
-              </w:rPr>
-            </w:pPr>
+              <w:jc w:val="left"/>
+              <w:textAlignment w:val="auto"/>
+              <w:rPr>
+                <w:rFonts w:hint="default"/>
+                <w:sz w:val="24"/>
+                <w:szCs w:val="24"/>
+                <w:vertAlign w:val="baseline"/>
+                <w:lang w:val="vi-VN"/>
+              </w:rPr>
+            </w:pPr>
+            <w:r>
+              <w:rPr>
+                <w:rFonts w:hint="default"/>
+                <w:sz w:val="24"/>
+                <w:szCs w:val="24"/>
+                <w:vertAlign w:val="baseline"/>
+                <w:lang w:val="vi-VN"/>
+              </w:rPr>
+              <w:t>- Viết code html_css_js cho trang chi tiết</w:t>
+            </w:r>
+          </w:p>
+          <w:p>
+            <w:pPr>
+              <w:keepNext w:val="0"/>
+              <w:keepLines w:val="0"/>
+              <w:pageBreakBefore w:val="0"/>
+              <w:widowControl/>
+              <w:kinsoku/>
+              <w:wordWrap/>
+              <w:overflowPunct/>
+              <w:topLinePunct w:val="0"/>
+              <w:autoSpaceDE/>
+              <w:autoSpaceDN/>
+              <w:bidi w:val="0"/>
+              <w:adjustRightInd/>
+              <w:snapToGrid/>
+              <w:spacing w:line="312" w:lineRule="auto"/>
+              <w:jc w:val="left"/>
+              <w:textAlignment w:val="auto"/>
+              <w:rPr>
+                <w:rFonts w:hint="default"/>
+                <w:sz w:val="24"/>
+                <w:szCs w:val="24"/>
+                <w:vertAlign w:val="baseline"/>
+                <w:lang w:val="vi-VN"/>
+              </w:rPr>
+            </w:pPr>
+            <w:r>
+              <w:rPr>
+                <w:rFonts w:hint="default"/>
+                <w:sz w:val="24"/>
+                <w:szCs w:val="24"/>
+                <w:vertAlign w:val="baseline"/>
+                <w:lang w:val="vi-VN"/>
+              </w:rPr>
+              <w:t>- Viết code html_css_js cho trang xếp hạng</w:t>
+            </w:r>
+          </w:p>
+          <w:p>
+            <w:pPr>
+              <w:keepNext w:val="0"/>
+              <w:keepLines w:val="0"/>
+              <w:pageBreakBefore w:val="0"/>
+              <w:widowControl/>
+              <w:kinsoku/>
+              <w:wordWrap/>
+              <w:overflowPunct/>
+              <w:topLinePunct w:val="0"/>
+              <w:autoSpaceDE/>
+              <w:autoSpaceDN/>
+              <w:bidi w:val="0"/>
+              <w:adjustRightInd/>
+              <w:snapToGrid/>
+              <w:spacing w:line="312" w:lineRule="auto"/>
+              <w:jc w:val="left"/>
+              <w:textAlignment w:val="auto"/>
+              <w:rPr>
+                <w:rFonts w:hint="default"/>
+                <w:sz w:val="24"/>
+                <w:szCs w:val="24"/>
+                <w:vertAlign w:val="baseline"/>
+                <w:lang w:val="vi-VN"/>
+              </w:rPr>
+            </w:pPr>
+            <w:r>
+              <w:rPr>
+                <w:rFonts w:hint="default"/>
+                <w:sz w:val="24"/>
+                <w:szCs w:val="24"/>
+                <w:vertAlign w:val="baseline"/>
+                <w:lang w:val="vi-VN"/>
+              </w:rPr>
+              <w:t>- Viết code html_css_js cho trang theo dõi</w:t>
+            </w:r>
+          </w:p>
+          <w:p>
+            <w:pPr>
+              <w:keepNext w:val="0"/>
+              <w:keepLines w:val="0"/>
+              <w:pageBreakBefore w:val="0"/>
+              <w:widowControl/>
+              <w:kinsoku/>
+              <w:wordWrap/>
+              <w:overflowPunct/>
+              <w:topLinePunct w:val="0"/>
+              <w:autoSpaceDE/>
+              <w:autoSpaceDN/>
+              <w:bidi w:val="0"/>
+              <w:adjustRightInd/>
+              <w:snapToGrid/>
+              <w:spacing w:line="312" w:lineRule="auto"/>
+              <w:jc w:val="left"/>
+              <w:textAlignment w:val="auto"/>
+              <w:rPr>
+                <w:rFonts w:hint="default"/>
+                <w:sz w:val="24"/>
+                <w:szCs w:val="24"/>
+                <w:vertAlign w:val="baseline"/>
+                <w:lang w:val="vi-VN"/>
+              </w:rPr>
+            </w:pPr>
+            <w:r>
+              <w:rPr>
+                <w:rFonts w:hint="default"/>
+                <w:sz w:val="24"/>
+                <w:szCs w:val="24"/>
+                <w:vertAlign w:val="baseline"/>
+                <w:lang w:val="vi-VN"/>
+              </w:rPr>
+              <w:t>- Tổng hợp và sữa lỗi các trang</w:t>
+            </w:r>
+          </w:p>
+          <w:p>
+            <w:pPr>
+              <w:keepNext w:val="0"/>
+              <w:keepLines w:val="0"/>
+              <w:pageBreakBefore w:val="0"/>
+              <w:widowControl/>
+              <w:kinsoku/>
+              <w:wordWrap/>
+              <w:overflowPunct/>
+              <w:topLinePunct w:val="0"/>
+              <w:autoSpaceDE/>
+              <w:autoSpaceDN/>
+              <w:bidi w:val="0"/>
+              <w:adjustRightInd/>
+              <w:snapToGrid/>
+              <w:spacing w:line="312" w:lineRule="auto"/>
+              <w:jc w:val="left"/>
+              <w:textAlignment w:val="auto"/>
+              <w:rPr>
+                <w:rFonts w:hint="default"/>
+                <w:sz w:val="24"/>
+                <w:szCs w:val="24"/>
+                <w:vertAlign w:val="baseline"/>
+                <w:lang w:val="vi-VN"/>
+              </w:rPr>
+            </w:pPr>
+            <w:r>
+              <w:rPr>
+                <w:rFonts w:hint="default"/>
+                <w:sz w:val="24"/>
+                <w:szCs w:val="24"/>
+                <w:vertAlign w:val="baseline"/>
+                <w:lang w:val="vi-VN"/>
+              </w:rPr>
+              <w:t>- Thiết kế giỏ hàng</w:t>
+            </w:r>
+          </w:p>
+          <w:p>
+            <w:pPr>
+              <w:keepNext w:val="0"/>
+              <w:keepLines w:val="0"/>
+              <w:pageBreakBefore w:val="0"/>
+              <w:widowControl/>
+              <w:kinsoku/>
+              <w:wordWrap/>
+              <w:overflowPunct/>
+              <w:topLinePunct w:val="0"/>
+              <w:autoSpaceDE/>
+              <w:autoSpaceDN/>
+              <w:bidi w:val="0"/>
+              <w:adjustRightInd/>
+              <w:snapToGrid/>
+              <w:spacing w:line="312" w:lineRule="auto"/>
+              <w:jc w:val="left"/>
+              <w:textAlignment w:val="auto"/>
+              <w:rPr>
+                <w:rFonts w:hint="default"/>
+                <w:sz w:val="24"/>
+                <w:szCs w:val="24"/>
+                <w:vertAlign w:val="baseline"/>
+                <w:lang w:val="vi-VN"/>
+              </w:rPr>
+            </w:pPr>
+            <w:r>
+              <w:rPr>
+                <w:rFonts w:hint="default"/>
+                <w:sz w:val="24"/>
+                <w:szCs w:val="24"/>
+                <w:vertAlign w:val="baseline"/>
+                <w:lang w:val="vi-VN"/>
+              </w:rPr>
+              <w:t>- Tổng hợp file luutru.js và datachitiet.js chứa các nội dung cơ bản của truyện</w:t>
+            </w:r>
           </w:p>
         </w:tc>
         <w:tc>
@@ -1203,6 +1519,7 @@
               <w:adjustRightInd/>
               <w:snapToGrid/>
               <w:spacing w:line="312" w:lineRule="auto"/>
+              <w:jc w:val="center"/>
               <w:textAlignment w:val="auto"/>
               <w:rPr>
                 <w:rFonts w:hint="default"/>
@@ -1236,7 +1553,9 @@
             <w:insideV w:val="single" w:color="auto" w:sz="4" w:space="0"/>
           </w:tblBorders>
           <w:tblCellMar>
+            <w:top w:w="0" w:type="dxa"/>
             <w:left w:w="108" w:type="dxa"/>
+            <w:bottom w:w="0" w:type="dxa"/>
             <w:right w:w="108" w:type="dxa"/>
           </w:tblCellMar>
         </w:tblPrEx>
@@ -1260,6 +1579,7 @@
               <w:adjustRightInd/>
               <w:snapToGrid/>
               <w:spacing w:line="312" w:lineRule="auto"/>
+              <w:jc w:val="left"/>
               <w:textAlignment w:val="auto"/>
               <w:rPr>
                 <w:rFonts w:hint="default"/>
@@ -1301,6 +1621,7 @@
               <w:adjustRightInd/>
               <w:snapToGrid/>
               <w:spacing w:line="312" w:lineRule="auto"/>
+              <w:jc w:val="center"/>
               <w:textAlignment w:val="auto"/>
               <w:rPr>
                 <w:rFonts w:hint="default"/>
@@ -1325,7 +1646,7 @@
         <w:tc>
           <w:tcPr>
             <w:tcW w:w="1189" w:type="dxa"/>
-            <w:shd w:val="clear"/>
+            <w:shd w:val="clear" w:color="auto" w:fill="auto"/>
             <w:vAlign w:val="top"/>
           </w:tcPr>
           <w:p>
@@ -1344,6 +1665,7 @@
               <w:adjustRightInd/>
               <w:snapToGrid/>
               <w:spacing w:line="312" w:lineRule="auto"/>
+              <w:jc w:val="left"/>
               <w:textAlignment w:val="auto"/>
               <w:rPr>
                 <w:rFonts w:hint="default" w:asciiTheme="minorHAnsi" w:hAnsiTheme="minorHAnsi" w:eastAsiaTheme="minorEastAsia" w:cstheme="minorBidi"/>
@@ -1385,15 +1707,100 @@
               <w:adjustRightInd/>
               <w:snapToGrid/>
               <w:spacing w:line="312" w:lineRule="auto"/>
-              <w:textAlignment w:val="auto"/>
-              <w:rPr>
-                <w:rFonts w:hint="default"/>
-                <w:sz w:val="24"/>
-                <w:szCs w:val="24"/>
-                <w:vertAlign w:val="baseline"/>
-                <w:lang w:val="vi-VN"/>
-              </w:rPr>
-            </w:pPr>
+              <w:jc w:val="left"/>
+              <w:textAlignment w:val="auto"/>
+              <w:rPr>
+                <w:rFonts w:hint="default"/>
+                <w:sz w:val="24"/>
+                <w:szCs w:val="24"/>
+                <w:vertAlign w:val="baseline"/>
+                <w:lang w:val="vi-VN"/>
+              </w:rPr>
+            </w:pPr>
+            <w:r>
+              <w:rPr>
+                <w:rFonts w:hint="default"/>
+                <w:sz w:val="24"/>
+                <w:szCs w:val="24"/>
+                <w:vertAlign w:val="baseline"/>
+                <w:lang w:val="vi-VN"/>
+              </w:rPr>
+              <w:t>- Viết html_css_js cho trang đọc truyện</w:t>
+            </w:r>
+          </w:p>
+          <w:p>
+            <w:pPr>
+              <w:keepNext w:val="0"/>
+              <w:keepLines w:val="0"/>
+              <w:pageBreakBefore w:val="0"/>
+              <w:widowControl/>
+              <w:kinsoku/>
+              <w:wordWrap/>
+              <w:overflowPunct/>
+              <w:topLinePunct w:val="0"/>
+              <w:autoSpaceDE/>
+              <w:autoSpaceDN/>
+              <w:bidi w:val="0"/>
+              <w:adjustRightInd/>
+              <w:snapToGrid/>
+              <w:spacing w:line="312" w:lineRule="auto"/>
+              <w:jc w:val="left"/>
+              <w:textAlignment w:val="auto"/>
+              <w:rPr>
+                <w:rFonts w:hint="default"/>
+                <w:sz w:val="24"/>
+                <w:szCs w:val="24"/>
+                <w:vertAlign w:val="baseline"/>
+                <w:lang w:val="vi-VN"/>
+              </w:rPr>
+            </w:pPr>
+            <w:r>
+              <w:rPr>
+                <w:rFonts w:hint="default"/>
+                <w:sz w:val="24"/>
+                <w:szCs w:val="24"/>
+                <w:vertAlign w:val="baseline"/>
+                <w:lang w:val="vi-VN"/>
+              </w:rPr>
+              <w:t>- Tổng hợp và sữ lỗi các trang</w:t>
+            </w:r>
+          </w:p>
+          <w:p>
+            <w:pPr>
+              <w:keepNext w:val="0"/>
+              <w:keepLines w:val="0"/>
+              <w:pageBreakBefore w:val="0"/>
+              <w:widowControl/>
+              <w:kinsoku/>
+              <w:wordWrap/>
+              <w:overflowPunct/>
+              <w:topLinePunct w:val="0"/>
+              <w:autoSpaceDE/>
+              <w:autoSpaceDN/>
+              <w:bidi w:val="0"/>
+              <w:adjustRightInd/>
+              <w:snapToGrid/>
+              <w:spacing w:line="312" w:lineRule="auto"/>
+              <w:jc w:val="left"/>
+              <w:textAlignment w:val="auto"/>
+              <w:rPr>
+                <w:rFonts w:hint="default"/>
+                <w:sz w:val="24"/>
+                <w:szCs w:val="24"/>
+                <w:vertAlign w:val="baseline"/>
+                <w:lang w:val="vi-VN"/>
+              </w:rPr>
+            </w:pPr>
+            <w:r>
+              <w:rPr>
+                <w:rFonts w:hint="default"/>
+                <w:sz w:val="24"/>
+                <w:szCs w:val="24"/>
+                <w:vertAlign w:val="baseline"/>
+                <w:lang w:val="vi-VN"/>
+              </w:rPr>
+              <w:t>- Tổng hợp file datadoctruyen.js chứa các hình ảnh nội dung truyện.</w:t>
+            </w:r>
           </w:p>
         </w:tc>
         <w:tc>
@@ -1416,6 +1823,7 @@
               <w:adjustRightInd/>
               <w:snapToGrid/>
               <w:spacing w:line="312" w:lineRule="auto"/>
+              <w:jc w:val="center"/>
               <w:textAlignment w:val="auto"/>
               <w:rPr>
                 <w:rFonts w:hint="default"/>
@@ -1449,10 +1857,15 @@
             <w:insideV w:val="single" w:color="auto" w:sz="4" w:space="0"/>
           </w:tblBorders>
           <w:tblCellMar>
+            <w:top w:w="0" w:type="dxa"/>
             <w:left w:w="108" w:type="dxa"/>
+            <w:bottom w:w="0" w:type="dxa"/>
             <w:right w:w="108" w:type="dxa"/>
           </w:tblCellMar>
         </w:tblPrEx>
+        <w:trPr>
+          <w:trHeight w:val="1167" w:hRule="atLeast"/>
+        </w:trPr>
         <w:tc>
           <w:tcPr>
             <w:tcW w:w="1790" w:type="dxa"/>
@@ -1473,6 +1886,7 @@
               <w:adjustRightInd/>
               <w:snapToGrid/>
               <w:spacing w:line="312" w:lineRule="auto"/>
+              <w:jc w:val="both"/>
               <w:textAlignment w:val="auto"/>
               <w:rPr>
                 <w:rFonts w:hint="default"/>
@@ -1514,6 +1928,7 @@
               <w:adjustRightInd/>
               <w:snapToGrid/>
               <w:spacing w:line="312" w:lineRule="auto"/>
+              <w:jc w:val="both"/>
               <w:textAlignment w:val="auto"/>
               <w:rPr>
                 <w:rFonts w:hint="default"/>
@@ -1538,7 +1953,7 @@
         <w:tc>
           <w:tcPr>
             <w:tcW w:w="1189" w:type="dxa"/>
-            <w:shd w:val="clear"/>
+            <w:shd w:val="clear" w:color="auto" w:fill="auto"/>
             <w:vAlign w:val="top"/>
           </w:tcPr>
           <w:p>
@@ -1557,6 +1972,7 @@
               <w:adjustRightInd/>
               <w:snapToGrid/>
               <w:spacing w:line="312" w:lineRule="auto"/>
+              <w:jc w:val="both"/>
               <w:textAlignment w:val="auto"/>
               <w:rPr>
                 <w:rFonts w:hint="default" w:asciiTheme="minorHAnsi" w:hAnsiTheme="minorHAnsi" w:eastAsiaTheme="minorEastAsia" w:cstheme="minorBidi"/>
@@ -1598,15 +2014,137 @@
               <w:adjustRightInd/>
               <w:snapToGrid/>
               <w:spacing w:line="312" w:lineRule="auto"/>
-              <w:textAlignment w:val="auto"/>
-              <w:rPr>
-                <w:rFonts w:hint="default"/>
-                <w:sz w:val="24"/>
-                <w:szCs w:val="24"/>
-                <w:vertAlign w:val="baseline"/>
-                <w:lang w:val="vi-VN"/>
-              </w:rPr>
-            </w:pPr>
+              <w:jc w:val="both"/>
+              <w:textAlignment w:val="auto"/>
+              <w:rPr>
+                <w:rFonts w:hint="default"/>
+                <w:sz w:val="24"/>
+                <w:szCs w:val="24"/>
+                <w:vertAlign w:val="baseline"/>
+                <w:lang w:val="vi-VN"/>
+              </w:rPr>
+            </w:pPr>
+            <w:r>
+              <w:rPr>
+                <w:rFonts w:hint="default"/>
+                <w:sz w:val="24"/>
+                <w:szCs w:val="24"/>
+                <w:vertAlign w:val="baseline"/>
+                <w:lang w:val="vi-VN"/>
+              </w:rPr>
+              <w:t>- Viết code html_css_js cho trang thể loại</w:t>
+            </w:r>
+          </w:p>
+          <w:p>
+            <w:pPr>
+              <w:keepNext w:val="0"/>
+              <w:keepLines w:val="0"/>
+              <w:pageBreakBefore w:val="0"/>
+              <w:widowControl/>
+              <w:kinsoku/>
+              <w:wordWrap/>
+              <w:overflowPunct/>
+              <w:topLinePunct w:val="0"/>
+              <w:autoSpaceDE/>
+              <w:autoSpaceDN/>
+              <w:bidi w:val="0"/>
+              <w:adjustRightInd/>
+              <w:snapToGrid/>
+              <w:spacing w:line="312" w:lineRule="auto"/>
+              <w:jc w:val="both"/>
+              <w:textAlignment w:val="auto"/>
+              <w:rPr>
+                <w:rFonts w:hint="default"/>
+                <w:sz w:val="24"/>
+                <w:szCs w:val="24"/>
+                <w:vertAlign w:val="baseline"/>
+                <w:lang w:val="vi-VN"/>
+              </w:rPr>
+            </w:pPr>
+            <w:r>
+              <w:rPr>
+                <w:rFonts w:hint="default"/>
+                <w:sz w:val="24"/>
+                <w:szCs w:val="24"/>
+                <w:vertAlign w:val="baseline"/>
+                <w:lang w:val="vi-VN"/>
+              </w:rPr>
+              <w:t>- Viết code html_css_js cho trang đăng ký</w:t>
+            </w:r>
+          </w:p>
+          <w:p>
+            <w:pPr>
+              <w:keepNext w:val="0"/>
+              <w:keepLines w:val="0"/>
+              <w:pageBreakBefore w:val="0"/>
+              <w:widowControl/>
+              <w:kinsoku/>
+              <w:wordWrap/>
+              <w:overflowPunct/>
+              <w:topLinePunct w:val="0"/>
+              <w:autoSpaceDE/>
+              <w:autoSpaceDN/>
+              <w:bidi w:val="0"/>
+              <w:adjustRightInd/>
+              <w:snapToGrid/>
+              <w:spacing w:line="312" w:lineRule="auto"/>
+              <w:jc w:val="both"/>
+              <w:textAlignment w:val="auto"/>
+              <w:rPr>
+                <w:rFonts w:hint="default"/>
+                <w:sz w:val="24"/>
+                <w:szCs w:val="24"/>
+                <w:vertAlign w:val="baseline"/>
+                <w:lang w:val="vi-VN"/>
+              </w:rPr>
+            </w:pPr>
+            <w:r>
+              <w:rPr>
+                <w:rFonts w:hint="default"/>
+                <w:sz w:val="24"/>
+                <w:szCs w:val="24"/>
+                <w:vertAlign w:val="baseline"/>
+                <w:lang w:val="vi-VN"/>
+              </w:rPr>
+              <w:t>- Viết code html_css_js cho trang đăng nhập</w:t>
+            </w:r>
+          </w:p>
+          <w:p>
+            <w:pPr>
+              <w:keepNext w:val="0"/>
+              <w:keepLines w:val="0"/>
+              <w:pageBreakBefore w:val="0"/>
+              <w:widowControl/>
+              <w:kinsoku/>
+              <w:wordWrap/>
+              <w:overflowPunct/>
+              <w:topLinePunct w:val="0"/>
+              <w:autoSpaceDE/>
+              <w:autoSpaceDN/>
+              <w:bidi w:val="0"/>
+              <w:adjustRightInd/>
+              <w:snapToGrid/>
+              <w:spacing w:line="312" w:lineRule="auto"/>
+              <w:jc w:val="both"/>
+              <w:textAlignment w:val="auto"/>
+              <w:rPr>
+                <w:rFonts w:hint="default"/>
+                <w:sz w:val="24"/>
+                <w:szCs w:val="24"/>
+                <w:vertAlign w:val="baseline"/>
+                <w:lang w:val="vi-VN"/>
+              </w:rPr>
+            </w:pPr>
+            <w:r>
+              <w:rPr>
+                <w:rFonts w:hint="default"/>
+                <w:sz w:val="24"/>
+                <w:szCs w:val="24"/>
+                <w:vertAlign w:val="baseline"/>
+                <w:lang w:val="vi-VN"/>
+              </w:rPr>
+              <w:t>- Tổng hợp và sữa lỗi các trang</w:t>
+            </w:r>
           </w:p>
         </w:tc>
         <w:tc>
@@ -1629,6 +2167,7 @@
               <w:adjustRightInd/>
               <w:snapToGrid/>
               <w:spacing w:line="312" w:lineRule="auto"/>
+              <w:jc w:val="both"/>
               <w:textAlignment w:val="auto"/>
               <w:rPr>
                 <w:rFonts w:hint="default"/>
